--- a/fra/docx/03.content.docx
+++ b/fra/docx/03.content.docx
@@ -19,7 +19,7 @@
         <w:rPr>
           <w:lang w:val="fr_FR" w:bidi="fr_FR"/>
         </w:rPr>
-        <w:t>Resource: Notes d'étude - Introductions aux livres (Tyndale)</w:t>
+        <w:t>Resource: Tyndale Open Study Notes</w:t>
       </w:r>
       <w:r>
         <w:rPr>
@@ -112,7 +112,7 @@
         <w:rPr>
           <w:lang w:val="fr_FR" w:bidi="fr_FR"/>
         </w:rPr>
-        <w:t>Notes d'étude - Introductions aux livres (Tyndale)</w:t>
+        <w:t>Tyndale Open Study Notes</w:t>
       </w:r>
     </w:p>
     <w:p>

--- a/fra/docx/03.content.docx
+++ b/fra/docx/03.content.docx
@@ -19,7 +19,7 @@
         <w:rPr>
           <w:lang w:val="fr_FR" w:bidi="fr_FR"/>
         </w:rPr>
-        <w:t>Resource: Tyndale Open Study Notes</w:t>
+        <w:t>Resource: Aquifer Open Study Notes (Book Intros)</w:t>
       </w:r>
       <w:r>
         <w:rPr>
@@ -112,7 +112,7 @@
         <w:rPr>
           <w:lang w:val="fr_FR" w:bidi="fr_FR"/>
         </w:rPr>
-        <w:t>Tyndale Open Study Notes</w:t>
+        <w:t>Aquifer Open Study Notes (Book Intros)</w:t>
       </w:r>
     </w:p>
     <w:p>

--- a/fra/docx/03.content.docx
+++ b/fra/docx/03.content.docx
@@ -245,36 +245,24 @@
         </w:rPr>
         <w:t xml:space="preserve"> » (</w:t>
       </w:r>
-      <w:hyperlink r:id="rId13">
-        <w:r>
-          <w:rPr>
-            <w:lang w:val="fr_FR" w:bidi="fr_FR"/>
-          </w:rPr>
-          <w:rPr>
-            <w:color w:val="0000EE"/>
-            <w:u w:val="single"/>
-          </w:rPr>
-          <w:t>Lv 11.44–45</w:t>
-        </w:r>
-      </w:hyperlink>
+      <w:r>
+        <w:rPr>
+          <w:lang w:val="fr_FR" w:bidi="fr_FR"/>
+        </w:rPr>
+        <w:t>Lv 11.44–45</w:t>
+      </w:r>
       <w:r>
         <w:rPr>
           <w:lang w:val="fr_FR" w:bidi="fr_FR"/>
         </w:rPr>
         <w:t xml:space="preserve"> ; </w:t>
       </w:r>
-      <w:hyperlink r:id="rId14">
-        <w:r>
-          <w:rPr>
-            <w:lang w:val="fr_FR" w:bidi="fr_FR"/>
-          </w:rPr>
-          <w:rPr>
-            <w:color w:val="0000EE"/>
-            <w:u w:val="single"/>
-          </w:rPr>
-          <w:t>1P 1.15–16</w:t>
-        </w:r>
-      </w:hyperlink>
+      <w:r>
+        <w:rPr>
+          <w:lang w:val="fr_FR" w:bidi="fr_FR"/>
+        </w:rPr>
+        <w:t>1P 1.15–16</w:t>
+      </w:r>
       <w:r>
         <w:rPr>
           <w:lang w:val="fr_FR" w:bidi="fr_FR"/>
@@ -306,180 +294,120 @@
         </w:rPr>
         <w:t>Le Lévitique s’inscrit dans la continuité du récit de la rédemption, amorcé par les promesses faites à Abraham (</w:t>
       </w:r>
-      <w:hyperlink r:id="rId15">
-        <w:r>
-          <w:rPr>
-            <w:lang w:val="fr_FR" w:bidi="fr_FR"/>
-          </w:rPr>
-          <w:rPr>
-            <w:color w:val="0000EE"/>
-            <w:u w:val="single"/>
-          </w:rPr>
-          <w:t>Gn 12</w:t>
-        </w:r>
-      </w:hyperlink>
+      <w:r>
+        <w:rPr>
+          <w:lang w:val="fr_FR" w:bidi="fr_FR"/>
+        </w:rPr>
+        <w:t>Gn 12</w:t>
+      </w:r>
       <w:r>
         <w:rPr>
           <w:lang w:val="fr_FR" w:bidi="fr_FR"/>
         </w:rPr>
         <w:t xml:space="preserve">, </w:t>
       </w:r>
-      <w:hyperlink r:id="rId16">
-        <w:r>
-          <w:rPr>
-            <w:lang w:val="fr_FR" w:bidi="fr_FR"/>
-          </w:rPr>
-          <w:rPr>
-            <w:color w:val="0000EE"/>
-            <w:u w:val="single"/>
-          </w:rPr>
-          <w:t>15</w:t>
-        </w:r>
-      </w:hyperlink>
+      <w:r>
+        <w:rPr>
+          <w:lang w:val="fr_FR" w:bidi="fr_FR"/>
+        </w:rPr>
+        <w:t>15</w:t>
+      </w:r>
       <w:r>
         <w:rPr>
           <w:lang w:val="fr_FR" w:bidi="fr_FR"/>
         </w:rPr>
         <w:t xml:space="preserve">, </w:t>
       </w:r>
-      <w:hyperlink r:id="rId17">
-        <w:r>
-          <w:rPr>
-            <w:lang w:val="fr_FR" w:bidi="fr_FR"/>
-          </w:rPr>
-          <w:rPr>
-            <w:color w:val="0000EE"/>
-            <w:u w:val="single"/>
-          </w:rPr>
-          <w:t>17</w:t>
-        </w:r>
-      </w:hyperlink>
+      <w:r>
+        <w:rPr>
+          <w:lang w:val="fr_FR" w:bidi="fr_FR"/>
+        </w:rPr>
+        <w:t>17</w:t>
+      </w:r>
       <w:r>
         <w:rPr>
           <w:lang w:val="fr_FR" w:bidi="fr_FR"/>
         </w:rPr>
         <w:t>) et la libération des Israélites de l’esclavage en Égypte (</w:t>
       </w:r>
-      <w:hyperlink r:id="rId18">
-        <w:r>
-          <w:rPr>
-            <w:lang w:val="fr_FR" w:bidi="fr_FR"/>
-          </w:rPr>
-          <w:rPr>
-            <w:color w:val="0000EE"/>
-            <w:u w:val="single"/>
-          </w:rPr>
-          <w:t>Ex 1–15</w:t>
-        </w:r>
-      </w:hyperlink>
+      <w:r>
+        <w:rPr>
+          <w:lang w:val="fr_FR" w:bidi="fr_FR"/>
+        </w:rPr>
+        <w:t>Ex 1–15</w:t>
+      </w:r>
       <w:r>
         <w:rPr>
           <w:lang w:val="fr_FR" w:bidi="fr_FR"/>
         </w:rPr>
         <w:t>). Le Lévitique se déroule au pied du mont Sinaï, avant que les Israélites ne commencent leur errance dans le désert ou n’entrent en Terre promise. Dieu avait déjà scellé son alliance avec eux, les désignant comme son trésor précieux, son sacerdoce royal et son peuple élu (</w:t>
       </w:r>
-      <w:hyperlink r:id="rId19">
-        <w:r>
-          <w:rPr>
-            <w:lang w:val="fr_FR" w:bidi="fr_FR"/>
-          </w:rPr>
-          <w:rPr>
-            <w:color w:val="0000EE"/>
-            <w:u w:val="single"/>
-          </w:rPr>
-          <w:t>Ex 19.5–6</w:t>
-        </w:r>
-      </w:hyperlink>
+      <w:r>
+        <w:rPr>
+          <w:lang w:val="fr_FR" w:bidi="fr_FR"/>
+        </w:rPr>
+        <w:t>Ex 19.5–6</w:t>
+      </w:r>
       <w:r>
         <w:rPr>
           <w:lang w:val="fr_FR" w:bidi="fr_FR"/>
         </w:rPr>
         <w:t>). Le peuple d’Israël avait reçu les Dix Commandements (</w:t>
       </w:r>
-      <w:hyperlink r:id="rId20">
-        <w:r>
-          <w:rPr>
-            <w:lang w:val="fr_FR" w:bidi="fr_FR"/>
-          </w:rPr>
-          <w:rPr>
-            <w:color w:val="0000EE"/>
-            <w:u w:val="single"/>
-          </w:rPr>
-          <w:t>Ex 20.1–17</w:t>
-        </w:r>
-      </w:hyperlink>
+      <w:r>
+        <w:rPr>
+          <w:lang w:val="fr_FR" w:bidi="fr_FR"/>
+        </w:rPr>
+        <w:t>Ex 20.1–17</w:t>
+      </w:r>
       <w:r>
         <w:rPr>
           <w:lang w:val="fr_FR" w:bidi="fr_FR"/>
         </w:rPr>
         <w:t>), les plans pour le Tabernacle (</w:t>
       </w:r>
-      <w:hyperlink r:id="rId21">
-        <w:r>
-          <w:rPr>
-            <w:lang w:val="fr_FR" w:bidi="fr_FR"/>
-          </w:rPr>
-          <w:rPr>
-            <w:color w:val="0000EE"/>
-            <w:u w:val="single"/>
-          </w:rPr>
-          <w:t xml:space="preserve">Ex 25–27 </w:t>
-        </w:r>
-      </w:hyperlink>
+      <w:r>
+        <w:rPr>
+          <w:lang w:val="fr_FR" w:bidi="fr_FR"/>
+        </w:rPr>
+        <w:t xml:space="preserve">Ex 25–27 </w:t>
+      </w:r>
       <w:r>
         <w:rPr>
           <w:lang w:val="fr_FR" w:bidi="fr_FR"/>
         </w:rPr>
         <w:t xml:space="preserve">; </w:t>
       </w:r>
-      <w:hyperlink r:id="rId22">
-        <w:r>
-          <w:rPr>
-            <w:lang w:val="fr_FR" w:bidi="fr_FR"/>
-          </w:rPr>
-          <w:rPr>
-            <w:color w:val="0000EE"/>
-            <w:u w:val="single"/>
-          </w:rPr>
-          <w:t>30.1–38</w:t>
-        </w:r>
-      </w:hyperlink>
+      <w:r>
+        <w:rPr>
+          <w:lang w:val="fr_FR" w:bidi="fr_FR"/>
+        </w:rPr>
+        <w:t>30.1–38</w:t>
+      </w:r>
       <w:r>
         <w:rPr>
           <w:lang w:val="fr_FR" w:bidi="fr_FR"/>
         </w:rPr>
         <w:t>), et les instructions concernant l’institution du sacerdoce (</w:t>
       </w:r>
-      <w:hyperlink r:id="rId23">
-        <w:r>
-          <w:rPr>
-            <w:lang w:val="fr_FR" w:bidi="fr_FR"/>
-          </w:rPr>
-          <w:rPr>
-            <w:color w:val="0000EE"/>
-            <w:u w:val="single"/>
-          </w:rPr>
-          <w:t>Ex 28–29</w:t>
-        </w:r>
-      </w:hyperlink>
+      <w:r>
+        <w:rPr>
+          <w:lang w:val="fr_FR" w:bidi="fr_FR"/>
+        </w:rPr>
+        <w:t>Ex 28–29</w:t>
+      </w:r>
       <w:r>
         <w:rPr>
           <w:lang w:val="fr_FR" w:bidi="fr_FR"/>
         </w:rPr>
         <w:t>). Le Tabernacle avait été achevé et consacré (</w:t>
       </w:r>
-      <w:hyperlink r:id="rId24">
-        <w:r>
-          <w:rPr>
-            <w:lang w:val="fr_FR" w:bidi="fr_FR"/>
-          </w:rPr>
-          <w:rPr>
-            <w:color w:val="0000EE"/>
-            <w:u w:val="single"/>
-          </w:rPr>
-          <w:t>Ex 35–40</w:t>
-        </w:r>
-      </w:hyperlink>
+      <w:r>
+        <w:rPr>
+          <w:lang w:val="fr_FR" w:bidi="fr_FR"/>
+        </w:rPr>
+        <w:t>Ex 35–40</w:t>
+      </w:r>
       <w:r>
         <w:rPr>
           <w:lang w:val="fr_FR" w:bidi="fr_FR"/>
@@ -511,36 +439,24 @@
         </w:rPr>
         <w:t xml:space="preserve">Les instructions du Lévitique portent principalement sur les fonctions et les responsabilités de la tribu sacerdotale de Lévi, en particulier de celles du grand prêtre (voir </w:t>
       </w:r>
-      <w:hyperlink r:id="rId25">
-        <w:r>
-          <w:rPr>
-            <w:lang w:val="fr_FR" w:bidi="fr_FR"/>
-          </w:rPr>
-          <w:rPr>
-            <w:color w:val="0000EE"/>
-            <w:u w:val="single"/>
-          </w:rPr>
-          <w:t>Ex 28</w:t>
-        </w:r>
-      </w:hyperlink>
+      <w:r>
+        <w:rPr>
+          <w:lang w:val="fr_FR" w:bidi="fr_FR"/>
+        </w:rPr>
+        <w:t>Ex 28</w:t>
+      </w:r>
       <w:r>
         <w:rPr>
           <w:lang w:val="fr_FR" w:bidi="fr_FR"/>
         </w:rPr>
         <w:t xml:space="preserve"> ; </w:t>
       </w:r>
-      <w:hyperlink r:id="rId26">
-        <w:r>
-          <w:rPr>
-            <w:lang w:val="fr_FR" w:bidi="fr_FR"/>
-          </w:rPr>
-          <w:rPr>
-            <w:color w:val="0000EE"/>
-            <w:u w:val="single"/>
-          </w:rPr>
-          <w:t>Nb 3.44–4.49</w:t>
-        </w:r>
-      </w:hyperlink>
+      <w:r>
+        <w:rPr>
+          <w:lang w:val="fr_FR" w:bidi="fr_FR"/>
+        </w:rPr>
+        <w:t>Nb 3.44–4.49</w:t>
+      </w:r>
       <w:r>
         <w:rPr>
           <w:lang w:val="fr_FR" w:bidi="fr_FR"/>
@@ -575,72 +491,48 @@
         </w:rPr>
         <w:t xml:space="preserve">Dieu appelle Israël à le connaître et à l’aimer (voir </w:t>
       </w:r>
-      <w:hyperlink r:id="rId27">
-        <w:r>
-          <w:rPr>
-            <w:lang w:val="fr_FR" w:bidi="fr_FR"/>
-          </w:rPr>
-          <w:rPr>
-            <w:color w:val="0000EE"/>
-            <w:u w:val="single"/>
-          </w:rPr>
-          <w:t>Dt 6.5</w:t>
-        </w:r>
-      </w:hyperlink>
+      <w:r>
+        <w:rPr>
+          <w:lang w:val="fr_FR" w:bidi="fr_FR"/>
+        </w:rPr>
+        <w:t>Dt 6.5</w:t>
+      </w:r>
       <w:r>
         <w:rPr>
           <w:lang w:val="fr_FR" w:bidi="fr_FR"/>
         </w:rPr>
         <w:t xml:space="preserve"> ; </w:t>
       </w:r>
-      <w:hyperlink r:id="rId28">
-        <w:r>
-          <w:rPr>
-            <w:lang w:val="fr_FR" w:bidi="fr_FR"/>
-          </w:rPr>
-          <w:rPr>
-            <w:color w:val="0000EE"/>
-            <w:u w:val="single"/>
-          </w:rPr>
-          <w:t>11.1</w:t>
-        </w:r>
-      </w:hyperlink>
+      <w:r>
+        <w:rPr>
+          <w:lang w:val="fr_FR" w:bidi="fr_FR"/>
+        </w:rPr>
+        <w:t>11.1</w:t>
+      </w:r>
       <w:r>
         <w:rPr>
           <w:lang w:val="fr_FR" w:bidi="fr_FR"/>
         </w:rPr>
         <w:t>). En réponse, le peuple est aussi appelé à s’aimer et à se servir mutuellement (</w:t>
       </w:r>
-      <w:hyperlink r:id="rId29">
-        <w:r>
-          <w:rPr>
-            <w:lang w:val="fr_FR" w:bidi="fr_FR"/>
-          </w:rPr>
-          <w:rPr>
-            <w:color w:val="0000EE"/>
-            <w:u w:val="single"/>
-          </w:rPr>
-          <w:t>19.18</w:t>
-        </w:r>
-      </w:hyperlink>
+      <w:r>
+        <w:rPr>
+          <w:lang w:val="fr_FR" w:bidi="fr_FR"/>
+        </w:rPr>
+        <w:t>19.18</w:t>
+      </w:r>
       <w:r>
         <w:rPr>
           <w:lang w:val="fr_FR" w:bidi="fr_FR"/>
         </w:rPr>
         <w:t xml:space="preserve">, </w:t>
       </w:r>
-      <w:hyperlink r:id="rId30">
-        <w:r>
-          <w:rPr>
-            <w:lang w:val="fr_FR" w:bidi="fr_FR"/>
-          </w:rPr>
-          <w:rPr>
-            <w:color w:val="0000EE"/>
-            <w:u w:val="single"/>
-          </w:rPr>
-          <w:t>33–34</w:t>
-        </w:r>
-      </w:hyperlink>
+      <w:r>
+        <w:rPr>
+          <w:lang w:val="fr_FR" w:bidi="fr_FR"/>
+        </w:rPr>
+        <w:t>33–34</w:t>
+      </w:r>
       <w:r>
         <w:rPr>
           <w:lang w:val="fr_FR" w:bidi="fr_FR"/>
@@ -698,18 +590,12 @@
         </w:rPr>
         <w:t xml:space="preserve">(voir </w:t>
       </w:r>
-      <w:hyperlink r:id="rId31">
-        <w:r>
-          <w:rPr>
-            <w:lang w:val="fr_FR" w:bidi="fr_FR"/>
-          </w:rPr>
-          <w:rPr>
-            <w:color w:val="0000EE"/>
-            <w:u w:val="single"/>
-          </w:rPr>
-          <w:t>Ac 7.20–22</w:t>
-        </w:r>
-      </w:hyperlink>
+      <w:r>
+        <w:rPr>
+          <w:lang w:val="fr_FR" w:bidi="fr_FR"/>
+        </w:rPr>
+        <w:t>Ac 7.20–22</w:t>
+      </w:r>
       <w:r>
         <w:rPr>
           <w:lang w:val="fr_FR" w:bidi="fr_FR"/>
@@ -728,558 +614,372 @@
         </w:rPr>
         <w:t xml:space="preserve"> Le livre commence et se termine par des déclarations affirmant que le contenu du Lévitique a été donné à Israël par Dieu à travers Moïse (</w:t>
       </w:r>
-      <w:hyperlink r:id="rId32">
-        <w:r>
-          <w:rPr>
-            <w:lang w:val="fr_FR" w:bidi="fr_FR"/>
-          </w:rPr>
-          <w:rPr>
-            <w:color w:val="0000EE"/>
-            <w:u w:val="single"/>
-          </w:rPr>
-          <w:t xml:space="preserve">1.1–2 </w:t>
-        </w:r>
-      </w:hyperlink>
+      <w:r>
+        <w:rPr>
+          <w:lang w:val="fr_FR" w:bidi="fr_FR"/>
+        </w:rPr>
+        <w:t xml:space="preserve">1.1–2 </w:t>
+      </w:r>
       <w:r>
         <w:rPr>
           <w:lang w:val="fr_FR" w:bidi="fr_FR"/>
         </w:rPr>
         <w:t xml:space="preserve">; </w:t>
       </w:r>
-      <w:hyperlink r:id="rId33">
-        <w:r>
-          <w:rPr>
-            <w:lang w:val="fr_FR" w:bidi="fr_FR"/>
-          </w:rPr>
-          <w:rPr>
-            <w:color w:val="0000EE"/>
-            <w:u w:val="single"/>
-          </w:rPr>
-          <w:t>27.34</w:t>
-        </w:r>
-      </w:hyperlink>
+      <w:r>
+        <w:rPr>
+          <w:lang w:val="fr_FR" w:bidi="fr_FR"/>
+        </w:rPr>
+        <w:t>27.34</w:t>
+      </w:r>
       <w:r>
         <w:rPr>
           <w:lang w:val="fr_FR" w:bidi="fr_FR"/>
         </w:rPr>
         <w:t xml:space="preserve">). Le Lévitique décrit à plusieurs reprises comment Moïse a reçu les instructions du Seigneur (par exemple aux versets </w:t>
       </w:r>
-      <w:hyperlink r:id="rId34">
-        <w:r>
-          <w:rPr>
-            <w:lang w:val="fr_FR" w:bidi="fr_FR"/>
-          </w:rPr>
-          <w:rPr>
-            <w:color w:val="0000EE"/>
-            <w:u w:val="single"/>
-          </w:rPr>
-          <w:t xml:space="preserve">4.1 </w:t>
-        </w:r>
-      </w:hyperlink>
+      <w:r>
+        <w:rPr>
+          <w:lang w:val="fr_FR" w:bidi="fr_FR"/>
+        </w:rPr>
+        <w:t xml:space="preserve">4.1 </w:t>
+      </w:r>
       <w:r>
         <w:rPr>
           <w:lang w:val="fr_FR" w:bidi="fr_FR"/>
         </w:rPr>
         <w:t xml:space="preserve">; </w:t>
       </w:r>
-      <w:hyperlink r:id="rId35">
-        <w:r>
-          <w:rPr>
-            <w:lang w:val="fr_FR" w:bidi="fr_FR"/>
-          </w:rPr>
-          <w:rPr>
-            <w:color w:val="0000EE"/>
-            <w:u w:val="single"/>
-          </w:rPr>
-          <w:t xml:space="preserve">5.14 </w:t>
-        </w:r>
-      </w:hyperlink>
+      <w:r>
+        <w:rPr>
+          <w:lang w:val="fr_FR" w:bidi="fr_FR"/>
+        </w:rPr>
+        <w:t xml:space="preserve">5.14 </w:t>
+      </w:r>
       <w:r>
         <w:rPr>
           <w:lang w:val="fr_FR" w:bidi="fr_FR"/>
         </w:rPr>
         <w:t xml:space="preserve">; </w:t>
       </w:r>
-      <w:hyperlink r:id="rId36">
-        <w:r>
-          <w:rPr>
-            <w:lang w:val="fr_FR" w:bidi="fr_FR"/>
-          </w:rPr>
-          <w:rPr>
-            <w:color w:val="0000EE"/>
-            <w:u w:val="single"/>
-          </w:rPr>
-          <w:t>6.1</w:t>
-        </w:r>
-      </w:hyperlink>
+      <w:r>
+        <w:rPr>
+          <w:lang w:val="fr_FR" w:bidi="fr_FR"/>
+        </w:rPr>
+        <w:t>6.1</w:t>
+      </w:r>
       <w:r>
         <w:rPr>
           <w:lang w:val="fr_FR" w:bidi="fr_FR"/>
         </w:rPr>
         <w:t xml:space="preserve">, </w:t>
       </w:r>
-      <w:hyperlink r:id="rId37">
-        <w:r>
-          <w:rPr>
-            <w:lang w:val="fr_FR" w:bidi="fr_FR"/>
-          </w:rPr>
-          <w:rPr>
-            <w:color w:val="0000EE"/>
-            <w:u w:val="single"/>
-          </w:rPr>
-          <w:t>8</w:t>
-        </w:r>
-      </w:hyperlink>
+      <w:r>
+        <w:rPr>
+          <w:lang w:val="fr_FR" w:bidi="fr_FR"/>
+        </w:rPr>
+        <w:t>8</w:t>
+      </w:r>
       <w:r>
         <w:rPr>
           <w:lang w:val="fr_FR" w:bidi="fr_FR"/>
         </w:rPr>
         <w:t xml:space="preserve">, </w:t>
       </w:r>
-      <w:hyperlink r:id="rId38">
-        <w:r>
-          <w:rPr>
-            <w:lang w:val="fr_FR" w:bidi="fr_FR"/>
-          </w:rPr>
-          <w:rPr>
-            <w:color w:val="0000EE"/>
-            <w:u w:val="single"/>
-          </w:rPr>
-          <w:t>19</w:t>
-        </w:r>
-      </w:hyperlink>
+      <w:r>
+        <w:rPr>
+          <w:lang w:val="fr_FR" w:bidi="fr_FR"/>
+        </w:rPr>
+        <w:t>19</w:t>
+      </w:r>
       <w:r>
         <w:rPr>
           <w:lang w:val="fr_FR" w:bidi="fr_FR"/>
         </w:rPr>
         <w:t xml:space="preserve">, </w:t>
       </w:r>
-      <w:hyperlink r:id="rId39">
-        <w:r>
-          <w:rPr>
-            <w:lang w:val="fr_FR" w:bidi="fr_FR"/>
-          </w:rPr>
-          <w:rPr>
-            <w:color w:val="0000EE"/>
-            <w:u w:val="single"/>
-          </w:rPr>
-          <w:t>24 ;</w:t>
-        </w:r>
-      </w:hyperlink>
+      <w:r>
+        <w:rPr>
+          <w:lang w:val="fr_FR" w:bidi="fr_FR"/>
+        </w:rPr>
+        <w:t>24 ;</w:t>
+      </w:r>
       <w:r>
         <w:rPr>
           <w:lang w:val="fr_FR" w:bidi="fr_FR"/>
         </w:rPr>
         <w:t xml:space="preserve"> </w:t>
       </w:r>
-      <w:hyperlink r:id="rId40">
-        <w:r>
-          <w:rPr>
-            <w:lang w:val="fr_FR" w:bidi="fr_FR"/>
-          </w:rPr>
-          <w:rPr>
-            <w:color w:val="0000EE"/>
-            <w:u w:val="single"/>
-          </w:rPr>
-          <w:t>7.22</w:t>
-        </w:r>
-      </w:hyperlink>
+      <w:r>
+        <w:rPr>
+          <w:lang w:val="fr_FR" w:bidi="fr_FR"/>
+        </w:rPr>
+        <w:t>7.22</w:t>
+      </w:r>
       <w:r>
         <w:rPr>
           <w:lang w:val="fr_FR" w:bidi="fr_FR"/>
         </w:rPr>
         <w:t xml:space="preserve">, </w:t>
       </w:r>
-      <w:hyperlink r:id="rId41">
-        <w:r>
-          <w:rPr>
-            <w:lang w:val="fr_FR" w:bidi="fr_FR"/>
-          </w:rPr>
-          <w:rPr>
-            <w:color w:val="0000EE"/>
-            <w:u w:val="single"/>
-          </w:rPr>
-          <w:t>28 ;</w:t>
-        </w:r>
-      </w:hyperlink>
+      <w:r>
+        <w:rPr>
+          <w:lang w:val="fr_FR" w:bidi="fr_FR"/>
+        </w:rPr>
+        <w:t>28 ;</w:t>
+      </w:r>
       <w:r>
         <w:rPr>
           <w:lang w:val="fr_FR" w:bidi="fr_FR"/>
         </w:rPr>
         <w:t xml:space="preserve"> </w:t>
       </w:r>
-      <w:hyperlink r:id="rId42">
-        <w:r>
-          <w:rPr>
-            <w:lang w:val="fr_FR" w:bidi="fr_FR"/>
-          </w:rPr>
-          <w:rPr>
-            <w:color w:val="0000EE"/>
-            <w:u w:val="single"/>
-          </w:rPr>
-          <w:t>8.1</w:t>
-        </w:r>
-      </w:hyperlink>
+      <w:r>
+        <w:rPr>
+          <w:lang w:val="fr_FR" w:bidi="fr_FR"/>
+        </w:rPr>
+        <w:t>8.1</w:t>
+      </w:r>
       <w:r>
         <w:rPr>
           <w:lang w:val="fr_FR" w:bidi="fr_FR"/>
         </w:rPr>
         <w:t>) et les a mises en œuvre (</w:t>
       </w:r>
-      <w:hyperlink r:id="rId43">
-        <w:r>
-          <w:rPr>
-            <w:lang w:val="fr_FR" w:bidi="fr_FR"/>
-          </w:rPr>
-          <w:rPr>
-            <w:color w:val="0000EE"/>
-            <w:u w:val="single"/>
-          </w:rPr>
-          <w:t>8.4–10.20</w:t>
-        </w:r>
-      </w:hyperlink>
+      <w:r>
+        <w:rPr>
+          <w:lang w:val="fr_FR" w:bidi="fr_FR"/>
+        </w:rPr>
+        <w:t>8.4–10.20</w:t>
+      </w:r>
       <w:r>
         <w:rPr>
           <w:lang w:val="fr_FR" w:bidi="fr_FR"/>
         </w:rPr>
         <w:t xml:space="preserve">). L’Ancien Testament présente souvent Moïse comme l’auteur du Pentateuque (Genèse-Deutéronome ; voir </w:t>
       </w:r>
-      <w:hyperlink r:id="rId44">
-        <w:r>
-          <w:rPr>
-            <w:lang w:val="fr_FR" w:bidi="fr_FR"/>
-          </w:rPr>
-          <w:rPr>
-            <w:color w:val="0000EE"/>
-            <w:u w:val="single"/>
-          </w:rPr>
-          <w:t xml:space="preserve">Jos 8.31–32 </w:t>
-        </w:r>
-      </w:hyperlink>
+      <w:r>
+        <w:rPr>
+          <w:lang w:val="fr_FR" w:bidi="fr_FR"/>
+        </w:rPr>
+        <w:t xml:space="preserve">Jos 8.31–32 </w:t>
+      </w:r>
       <w:r>
         <w:rPr>
           <w:lang w:val="fr_FR" w:bidi="fr_FR"/>
         </w:rPr>
         <w:t xml:space="preserve">; </w:t>
       </w:r>
-      <w:hyperlink r:id="rId45">
-        <w:r>
-          <w:rPr>
-            <w:lang w:val="fr_FR" w:bidi="fr_FR"/>
-          </w:rPr>
-          <w:rPr>
-            <w:color w:val="0000EE"/>
-            <w:u w:val="single"/>
-          </w:rPr>
-          <w:t xml:space="preserve">23.6 </w:t>
-        </w:r>
-      </w:hyperlink>
+      <w:r>
+        <w:rPr>
+          <w:lang w:val="fr_FR" w:bidi="fr_FR"/>
+        </w:rPr>
+        <w:t xml:space="preserve">23.6 </w:t>
+      </w:r>
       <w:r>
         <w:rPr>
           <w:lang w:val="fr_FR" w:bidi="fr_FR"/>
         </w:rPr>
         <w:t xml:space="preserve">; </w:t>
       </w:r>
-      <w:hyperlink r:id="rId46">
-        <w:r>
-          <w:rPr>
-            <w:lang w:val="fr_FR" w:bidi="fr_FR"/>
-          </w:rPr>
-          <w:rPr>
-            <w:color w:val="0000EE"/>
-            <w:u w:val="single"/>
-          </w:rPr>
-          <w:t xml:space="preserve">1R 2.3 </w:t>
-        </w:r>
-      </w:hyperlink>
+      <w:r>
+        <w:rPr>
+          <w:lang w:val="fr_FR" w:bidi="fr_FR"/>
+        </w:rPr>
+        <w:t xml:space="preserve">1R 2.3 </w:t>
+      </w:r>
       <w:r>
         <w:rPr>
           <w:lang w:val="fr_FR" w:bidi="fr_FR"/>
         </w:rPr>
         <w:t xml:space="preserve">; </w:t>
       </w:r>
-      <w:hyperlink r:id="rId47">
-        <w:r>
-          <w:rPr>
-            <w:lang w:val="fr_FR" w:bidi="fr_FR"/>
-          </w:rPr>
-          <w:rPr>
-            <w:color w:val="0000EE"/>
-            <w:u w:val="single"/>
-          </w:rPr>
-          <w:t xml:space="preserve">2R 14.6 </w:t>
-        </w:r>
-      </w:hyperlink>
+      <w:r>
+        <w:rPr>
+          <w:lang w:val="fr_FR" w:bidi="fr_FR"/>
+        </w:rPr>
+        <w:t xml:space="preserve">2R 14.6 </w:t>
+      </w:r>
       <w:r>
         <w:rPr>
           <w:lang w:val="fr_FR" w:bidi="fr_FR"/>
         </w:rPr>
         <w:t xml:space="preserve">; </w:t>
       </w:r>
-      <w:hyperlink r:id="rId48">
-        <w:r>
-          <w:rPr>
-            <w:lang w:val="fr_FR" w:bidi="fr_FR"/>
-          </w:rPr>
-          <w:rPr>
-            <w:color w:val="0000EE"/>
-            <w:u w:val="single"/>
-          </w:rPr>
-          <w:t xml:space="preserve">23.25 </w:t>
-        </w:r>
-      </w:hyperlink>
+      <w:r>
+        <w:rPr>
+          <w:lang w:val="fr_FR" w:bidi="fr_FR"/>
+        </w:rPr>
+        <w:t xml:space="preserve">23.25 </w:t>
+      </w:r>
       <w:r>
         <w:rPr>
           <w:lang w:val="fr_FR" w:bidi="fr_FR"/>
         </w:rPr>
         <w:t xml:space="preserve">; </w:t>
       </w:r>
-      <w:hyperlink r:id="rId49">
-        <w:r>
-          <w:rPr>
-            <w:lang w:val="fr_FR" w:bidi="fr_FR"/>
-          </w:rPr>
-          <w:rPr>
-            <w:color w:val="0000EE"/>
-            <w:u w:val="single"/>
-          </w:rPr>
-          <w:t xml:space="preserve">2Ch 23.1 8 </w:t>
-        </w:r>
-      </w:hyperlink>
+      <w:r>
+        <w:rPr>
+          <w:lang w:val="fr_FR" w:bidi="fr_FR"/>
+        </w:rPr>
+        <w:t xml:space="preserve">2Ch 23.1 8 </w:t>
+      </w:r>
       <w:r>
         <w:rPr>
           <w:lang w:val="fr_FR" w:bidi="fr_FR"/>
         </w:rPr>
         <w:t xml:space="preserve">; </w:t>
       </w:r>
-      <w:hyperlink r:id="rId50">
-        <w:r>
-          <w:rPr>
-            <w:lang w:val="fr_FR" w:bidi="fr_FR"/>
-          </w:rPr>
-          <w:rPr>
-            <w:color w:val="0000EE"/>
-            <w:u w:val="single"/>
-          </w:rPr>
-          <w:t xml:space="preserve">30.16 </w:t>
-        </w:r>
-      </w:hyperlink>
+      <w:r>
+        <w:rPr>
+          <w:lang w:val="fr_FR" w:bidi="fr_FR"/>
+        </w:rPr>
+        <w:t xml:space="preserve">30.16 </w:t>
+      </w:r>
       <w:r>
         <w:rPr>
           <w:lang w:val="fr_FR" w:bidi="fr_FR"/>
         </w:rPr>
         <w:t xml:space="preserve">; </w:t>
       </w:r>
-      <w:hyperlink r:id="rId51">
-        <w:r>
-          <w:rPr>
-            <w:lang w:val="fr_FR" w:bidi="fr_FR"/>
-          </w:rPr>
-          <w:rPr>
-            <w:color w:val="0000EE"/>
-            <w:u w:val="single"/>
-          </w:rPr>
-          <w:t xml:space="preserve">Esd 3.2 </w:t>
-        </w:r>
-      </w:hyperlink>
+      <w:r>
+        <w:rPr>
+          <w:lang w:val="fr_FR" w:bidi="fr_FR"/>
+        </w:rPr>
+        <w:t xml:space="preserve">Esd 3.2 </w:t>
+      </w:r>
       <w:r>
         <w:rPr>
           <w:lang w:val="fr_FR" w:bidi="fr_FR"/>
         </w:rPr>
         <w:t xml:space="preserve">; </w:t>
       </w:r>
-      <w:hyperlink r:id="rId52">
-        <w:r>
-          <w:rPr>
-            <w:lang w:val="fr_FR" w:bidi="fr_FR"/>
-          </w:rPr>
-          <w:rPr>
-            <w:color w:val="0000EE"/>
-            <w:u w:val="single"/>
-          </w:rPr>
-          <w:t xml:space="preserve">7.6 </w:t>
-        </w:r>
-      </w:hyperlink>
+      <w:r>
+        <w:rPr>
+          <w:lang w:val="fr_FR" w:bidi="fr_FR"/>
+        </w:rPr>
+        <w:t xml:space="preserve">7.6 </w:t>
+      </w:r>
       <w:r>
         <w:rPr>
           <w:lang w:val="fr_FR" w:bidi="fr_FR"/>
         </w:rPr>
         <w:t xml:space="preserve">; </w:t>
       </w:r>
-      <w:hyperlink r:id="rId53">
-        <w:r>
-          <w:rPr>
-            <w:lang w:val="fr_FR" w:bidi="fr_FR"/>
-          </w:rPr>
-          <w:rPr>
-            <w:color w:val="0000EE"/>
-            <w:u w:val="single"/>
-          </w:rPr>
-          <w:t xml:space="preserve">Né 8.1 </w:t>
-        </w:r>
-      </w:hyperlink>
+      <w:r>
+        <w:rPr>
+          <w:lang w:val="fr_FR" w:bidi="fr_FR"/>
+        </w:rPr>
+        <w:t xml:space="preserve">Né 8.1 </w:t>
+      </w:r>
       <w:r>
         <w:rPr>
           <w:lang w:val="fr_FR" w:bidi="fr_FR"/>
         </w:rPr>
         <w:t xml:space="preserve">; </w:t>
       </w:r>
-      <w:hyperlink r:id="rId54">
-        <w:r>
-          <w:rPr>
-            <w:lang w:val="fr_FR" w:bidi="fr_FR"/>
-          </w:rPr>
-          <w:rPr>
-            <w:color w:val="0000EE"/>
-            <w:u w:val="single"/>
-          </w:rPr>
-          <w:t>Dn 9.11–13</w:t>
-        </w:r>
-      </w:hyperlink>
+      <w:r>
+        <w:rPr>
+          <w:lang w:val="fr_FR" w:bidi="fr_FR"/>
+        </w:rPr>
+        <w:t>Dn 9.11–13</w:t>
+      </w:r>
       <w:r>
         <w:rPr>
           <w:lang w:val="fr_FR" w:bidi="fr_FR"/>
         </w:rPr>
         <w:t>). Le Nouveau Testament en fait de même (</w:t>
       </w:r>
-      <w:hyperlink r:id="rId55">
-        <w:r>
-          <w:rPr>
-            <w:lang w:val="fr_FR" w:bidi="fr_FR"/>
-          </w:rPr>
-          <w:rPr>
-            <w:color w:val="0000EE"/>
-            <w:u w:val="single"/>
-          </w:rPr>
-          <w:t xml:space="preserve">Mt 19.7–8 </w:t>
-        </w:r>
-      </w:hyperlink>
+      <w:r>
+        <w:rPr>
+          <w:lang w:val="fr_FR" w:bidi="fr_FR"/>
+        </w:rPr>
+        <w:t xml:space="preserve">Mt 19.7–8 </w:t>
+      </w:r>
       <w:r>
         <w:rPr>
           <w:lang w:val="fr_FR" w:bidi="fr_FR"/>
         </w:rPr>
         <w:t xml:space="preserve">; </w:t>
       </w:r>
-      <w:hyperlink r:id="rId56">
-        <w:r>
-          <w:rPr>
-            <w:lang w:val="fr_FR" w:bidi="fr_FR"/>
-          </w:rPr>
-          <w:rPr>
-            <w:color w:val="0000EE"/>
-            <w:u w:val="single"/>
-          </w:rPr>
-          <w:t xml:space="preserve">Lc 2.22 </w:t>
-        </w:r>
-      </w:hyperlink>
+      <w:r>
+        <w:rPr>
+          <w:lang w:val="fr_FR" w:bidi="fr_FR"/>
+        </w:rPr>
+        <w:t xml:space="preserve">Lc 2.22 </w:t>
+      </w:r>
       <w:r>
         <w:rPr>
           <w:lang w:val="fr_FR" w:bidi="fr_FR"/>
         </w:rPr>
         <w:t xml:space="preserve">; </w:t>
       </w:r>
-      <w:hyperlink r:id="rId57">
-        <w:r>
-          <w:rPr>
-            <w:lang w:val="fr_FR" w:bidi="fr_FR"/>
-          </w:rPr>
-          <w:rPr>
-            <w:color w:val="0000EE"/>
-            <w:u w:val="single"/>
-          </w:rPr>
-          <w:t xml:space="preserve">24.44 </w:t>
-        </w:r>
-      </w:hyperlink>
+      <w:r>
+        <w:rPr>
+          <w:lang w:val="fr_FR" w:bidi="fr_FR"/>
+        </w:rPr>
+        <w:t xml:space="preserve">24.44 </w:t>
+      </w:r>
       <w:r>
         <w:rPr>
           <w:lang w:val="fr_FR" w:bidi="fr_FR"/>
         </w:rPr>
         <w:t xml:space="preserve">; </w:t>
       </w:r>
-      <w:hyperlink r:id="rId58">
-        <w:r>
-          <w:rPr>
-            <w:lang w:val="fr_FR" w:bidi="fr_FR"/>
-          </w:rPr>
-          <w:rPr>
-            <w:color w:val="0000EE"/>
-            <w:u w:val="single"/>
-          </w:rPr>
-          <w:t>Jn 7.19</w:t>
-        </w:r>
-      </w:hyperlink>
+      <w:r>
+        <w:rPr>
+          <w:lang w:val="fr_FR" w:bidi="fr_FR"/>
+        </w:rPr>
+        <w:t>Jn 7.19</w:t>
+      </w:r>
       <w:r>
         <w:rPr>
           <w:lang w:val="fr_FR" w:bidi="fr_FR"/>
         </w:rPr>
         <w:t xml:space="preserve">, </w:t>
       </w:r>
-      <w:hyperlink r:id="rId59">
-        <w:r>
-          <w:rPr>
-            <w:lang w:val="fr_FR" w:bidi="fr_FR"/>
-          </w:rPr>
-          <w:rPr>
-            <w:color w:val="0000EE"/>
-            <w:u w:val="single"/>
-          </w:rPr>
-          <w:t xml:space="preserve">23 </w:t>
-        </w:r>
-      </w:hyperlink>
+      <w:r>
+        <w:rPr>
+          <w:lang w:val="fr_FR" w:bidi="fr_FR"/>
+        </w:rPr>
+        <w:t xml:space="preserve">23 </w:t>
+      </w:r>
       <w:r>
         <w:rPr>
           <w:lang w:val="fr_FR" w:bidi="fr_FR"/>
         </w:rPr>
         <w:t xml:space="preserve">; </w:t>
       </w:r>
-      <w:hyperlink r:id="rId60">
-        <w:r>
-          <w:rPr>
-            <w:lang w:val="fr_FR" w:bidi="fr_FR"/>
-          </w:rPr>
-          <w:rPr>
-            <w:color w:val="0000EE"/>
-            <w:u w:val="single"/>
-          </w:rPr>
-          <w:t xml:space="preserve">Rm 10.5 </w:t>
-        </w:r>
-      </w:hyperlink>
+      <w:r>
+        <w:rPr>
+          <w:lang w:val="fr_FR" w:bidi="fr_FR"/>
+        </w:rPr>
+        <w:t xml:space="preserve">Rm 10.5 </w:t>
+      </w:r>
       <w:r>
         <w:rPr>
           <w:lang w:val="fr_FR" w:bidi="fr_FR"/>
         </w:rPr>
         <w:t xml:space="preserve">; </w:t>
       </w:r>
-      <w:hyperlink r:id="rId61">
-        <w:r>
-          <w:rPr>
-            <w:lang w:val="fr_FR" w:bidi="fr_FR"/>
-          </w:rPr>
-          <w:rPr>
-            <w:color w:val="0000EE"/>
-            <w:u w:val="single"/>
-          </w:rPr>
-          <w:t xml:space="preserve">1Co 9.9 </w:t>
-        </w:r>
-      </w:hyperlink>
+      <w:r>
+        <w:rPr>
+          <w:lang w:val="fr_FR" w:bidi="fr_FR"/>
+        </w:rPr>
+        <w:t xml:space="preserve">1Co 9.9 </w:t>
+      </w:r>
       <w:r>
         <w:rPr>
           <w:lang w:val="fr_FR" w:bidi="fr_FR"/>
         </w:rPr>
         <w:t xml:space="preserve">; </w:t>
       </w:r>
-      <w:hyperlink r:id="rId62">
-        <w:r>
-          <w:rPr>
-            <w:lang w:val="fr_FR" w:bidi="fr_FR"/>
-          </w:rPr>
-          <w:rPr>
-            <w:color w:val="0000EE"/>
-            <w:u w:val="single"/>
-          </w:rPr>
-          <w:t>Hé 10.28</w:t>
-        </w:r>
-      </w:hyperlink>
+      <w:r>
+        <w:rPr>
+          <w:lang w:val="fr_FR" w:bidi="fr_FR"/>
+        </w:rPr>
+        <w:t>Hé 10.28</w:t>
+      </w:r>
       <w:r>
         <w:rPr>
           <w:lang w:val="fr_FR" w:bidi="fr_FR"/>
@@ -1323,18 +1023,12 @@
         </w:rPr>
         <w:t>Bien qu’il appartienne à une époque et une culture anciennes, le Lévitique transmet un message intemporel et vibrant : Dieu est saint, et il attend de son peuple, qu’il a sauvé, qu’il soit saint comme lui. La sainteté de Dieu et sa rédemption pleine de grâce sont à la fois la fondation et la motivation de la sainteté de son peuple. (</w:t>
       </w:r>
-      <w:hyperlink r:id="rId13">
-        <w:r>
-          <w:rPr>
-            <w:lang w:val="fr_FR" w:bidi="fr_FR"/>
-          </w:rPr>
-          <w:rPr>
-            <w:color w:val="0000EE"/>
-            <w:u w:val="single"/>
-          </w:rPr>
-          <w:t>11.44–45</w:t>
-        </w:r>
-      </w:hyperlink>
+      <w:r>
+        <w:rPr>
+          <w:lang w:val="fr_FR" w:bidi="fr_FR"/>
+        </w:rPr>
+        <w:t>11.44–45</w:t>
+      </w:r>
       <w:r>
         <w:rPr>
           <w:lang w:val="fr_FR" w:bidi="fr_FR"/>
@@ -1355,72 +1049,48 @@
         </w:rPr>
         <w:t>Les prêtres se tenaient entre Dieu et le peuple en tant que médiateurs de l’alliance. Ils interprétaient ce qui était sacré et la manière dont la sainteté devait être exprimée au sein de la communauté. Les sacrifices d’expiation permettaient au peuple d’obtenir le pardon de ses péchés et de se réconcilier avec Dieu (expiation). Les sacrifices non expiatoires célébraient la relation du peuple avec Dieu à travers des offrandes et des repas partagés. Tandis que les nations voisines offraient des sacrifices à leurs dieux pour les apaiser et obtenir leur faveur, le culte d’Israël ne visait pas à manipuler Dieu. Au contraire, il avait pour but de préparer et de purifier le peuple afin qu’il puisse s’approcher de Dieu. Chaque loi, cérémonie et jour saint enseignait que Dieu est saint et qu’il attend de son peuple qu’il soit également saint (</w:t>
       </w:r>
-      <w:hyperlink r:id="rId13">
-        <w:r>
-          <w:rPr>
-            <w:lang w:val="fr_FR" w:bidi="fr_FR"/>
-          </w:rPr>
-          <w:rPr>
-            <w:color w:val="0000EE"/>
-            <w:u w:val="single"/>
-          </w:rPr>
-          <w:t>Lv 11.44–45</w:t>
-        </w:r>
-      </w:hyperlink>
+      <w:r>
+        <w:rPr>
+          <w:lang w:val="fr_FR" w:bidi="fr_FR"/>
+        </w:rPr>
+        <w:t>Lv 11.44–45</w:t>
+      </w:r>
       <w:r>
         <w:rPr>
           <w:lang w:val="fr_FR" w:bidi="fr_FR"/>
         </w:rPr>
         <w:t xml:space="preserve"> ; </w:t>
       </w:r>
-      <w:hyperlink r:id="rId63">
-        <w:r>
-          <w:rPr>
-            <w:lang w:val="fr_FR" w:bidi="fr_FR"/>
-          </w:rPr>
-          <w:rPr>
-            <w:color w:val="0000EE"/>
-            <w:u w:val="single"/>
-          </w:rPr>
-          <w:t>19.2</w:t>
-        </w:r>
-      </w:hyperlink>
+      <w:r>
+        <w:rPr>
+          <w:lang w:val="fr_FR" w:bidi="fr_FR"/>
+        </w:rPr>
+        <w:t>19.2</w:t>
+      </w:r>
       <w:r>
         <w:rPr>
           <w:lang w:val="fr_FR" w:bidi="fr_FR"/>
         </w:rPr>
         <w:t xml:space="preserve"> ; voir </w:t>
       </w:r>
-      <w:hyperlink r:id="rId64">
-        <w:r>
-          <w:rPr>
-            <w:lang w:val="fr_FR" w:bidi="fr_FR"/>
-          </w:rPr>
-          <w:rPr>
-            <w:color w:val="0000EE"/>
-            <w:u w:val="single"/>
-          </w:rPr>
-          <w:t>1Co 3.17</w:t>
-        </w:r>
-      </w:hyperlink>
+      <w:r>
+        <w:rPr>
+          <w:lang w:val="fr_FR" w:bidi="fr_FR"/>
+        </w:rPr>
+        <w:t>1Co 3.17</w:t>
+      </w:r>
       <w:r>
         <w:rPr>
           <w:lang w:val="fr_FR" w:bidi="fr_FR"/>
         </w:rPr>
         <w:t xml:space="preserve"> ; </w:t>
       </w:r>
-      <w:hyperlink r:id="rId65">
-        <w:r>
-          <w:rPr>
-            <w:lang w:val="fr_FR" w:bidi="fr_FR"/>
-          </w:rPr>
-          <w:rPr>
-            <w:color w:val="0000EE"/>
-            <w:u w:val="single"/>
-          </w:rPr>
-          <w:t>1P 1.15</w:t>
-        </w:r>
-      </w:hyperlink>
+      <w:r>
+        <w:rPr>
+          <w:lang w:val="fr_FR" w:bidi="fr_FR"/>
+        </w:rPr>
+        <w:t>1P 1.15</w:t>
+      </w:r>
       <w:r>
         <w:rPr>
           <w:lang w:val="fr_FR" w:bidi="fr_FR"/>
@@ -1441,108 +1111,72 @@
         </w:rPr>
         <w:t xml:space="preserve">Le pardon des péchés et la réconciliation avec Dieu sont directement liés à la manière dont les gens se traitent les uns les autres. La préoccupation pour la justice sociale imprègne le Lévitique, qui énonce des obligations envers son prochain, les pauvres et les étrangers. Dieu attend de ceux qui sont en alliance avec lui qu’ils s’aiment les uns les autres comme une expression de son amour (cf. </w:t>
       </w:r>
-      <w:hyperlink r:id="rId66">
-        <w:r>
-          <w:rPr>
-            <w:lang w:val="fr_FR" w:bidi="fr_FR"/>
-          </w:rPr>
-          <w:rPr>
-            <w:color w:val="0000EE"/>
-            <w:u w:val="single"/>
-          </w:rPr>
-          <w:t>Mt 22.39</w:t>
-        </w:r>
-      </w:hyperlink>
+      <w:r>
+        <w:rPr>
+          <w:lang w:val="fr_FR" w:bidi="fr_FR"/>
+        </w:rPr>
+        <w:t>Mt 22.39</w:t>
+      </w:r>
       <w:r>
         <w:rPr>
           <w:lang w:val="fr_FR" w:bidi="fr_FR"/>
         </w:rPr>
         <w:t xml:space="preserve"> ; </w:t>
       </w:r>
-      <w:hyperlink r:id="rId67">
-        <w:r>
-          <w:rPr>
-            <w:lang w:val="fr_FR" w:bidi="fr_FR"/>
-          </w:rPr>
-          <w:rPr>
-            <w:color w:val="0000EE"/>
-            <w:u w:val="single"/>
-          </w:rPr>
-          <w:t>Mc 12.31</w:t>
-        </w:r>
-      </w:hyperlink>
+      <w:r>
+        <w:rPr>
+          <w:lang w:val="fr_FR" w:bidi="fr_FR"/>
+        </w:rPr>
+        <w:t>Mc 12.31</w:t>
+      </w:r>
       <w:r>
         <w:rPr>
           <w:lang w:val="fr_FR" w:bidi="fr_FR"/>
         </w:rPr>
         <w:t xml:space="preserve"> ; </w:t>
       </w:r>
-      <w:hyperlink r:id="rId68">
-        <w:r>
-          <w:rPr>
-            <w:lang w:val="fr_FR" w:bidi="fr_FR"/>
-          </w:rPr>
-          <w:rPr>
-            <w:color w:val="0000EE"/>
-            <w:u w:val="single"/>
-          </w:rPr>
-          <w:t>Lc 10.27</w:t>
-        </w:r>
-      </w:hyperlink>
+      <w:r>
+        <w:rPr>
+          <w:lang w:val="fr_FR" w:bidi="fr_FR"/>
+        </w:rPr>
+        <w:t>Lc 10.27</w:t>
+      </w:r>
       <w:r>
         <w:rPr>
           <w:lang w:val="fr_FR" w:bidi="fr_FR"/>
         </w:rPr>
         <w:t xml:space="preserve"> ; </w:t>
       </w:r>
-      <w:hyperlink r:id="rId69">
-        <w:r>
-          <w:rPr>
-            <w:lang w:val="fr_FR" w:bidi="fr_FR"/>
-          </w:rPr>
-          <w:rPr>
-            <w:color w:val="0000EE"/>
-            <w:u w:val="single"/>
-          </w:rPr>
-          <w:t>Rm 13.9</w:t>
-        </w:r>
-      </w:hyperlink>
+      <w:r>
+        <w:rPr>
+          <w:lang w:val="fr_FR" w:bidi="fr_FR"/>
+        </w:rPr>
+        <w:t>Rm 13.9</w:t>
+      </w:r>
       <w:r>
         <w:rPr>
           <w:lang w:val="fr_FR" w:bidi="fr_FR"/>
         </w:rPr>
         <w:t xml:space="preserve"> ; </w:t>
       </w:r>
-      <w:hyperlink r:id="rId70">
-        <w:r>
-          <w:rPr>
-            <w:lang w:val="fr_FR" w:bidi="fr_FR"/>
-          </w:rPr>
-          <w:rPr>
-            <w:color w:val="0000EE"/>
-            <w:u w:val="single"/>
-          </w:rPr>
-          <w:t>Ga 5.14</w:t>
-        </w:r>
-      </w:hyperlink>
+      <w:r>
+        <w:rPr>
+          <w:lang w:val="fr_FR" w:bidi="fr_FR"/>
+        </w:rPr>
+        <w:t>Ga 5.14</w:t>
+      </w:r>
       <w:r>
         <w:rPr>
           <w:lang w:val="fr_FR" w:bidi="fr_FR"/>
         </w:rPr>
         <w:t xml:space="preserve"> ; </w:t>
       </w:r>
-      <w:hyperlink r:id="rId71">
-        <w:r>
-          <w:rPr>
-            <w:lang w:val="fr_FR" w:bidi="fr_FR"/>
-          </w:rPr>
-          <w:rPr>
-            <w:color w:val="0000EE"/>
-            <w:u w:val="single"/>
-          </w:rPr>
-          <w:t>Jc 2.8</w:t>
-        </w:r>
-      </w:hyperlink>
+      <w:r>
+        <w:rPr>
+          <w:lang w:val="fr_FR" w:bidi="fr_FR"/>
+        </w:rPr>
+        <w:t>Jc 2.8</w:t>
+      </w:r>
       <w:r>
         <w:rPr>
           <w:lang w:val="fr_FR" w:bidi="fr_FR"/>
